--- a/acts-sermons/docx/27_2027-04-18_주여누구시니이까_행9장1-9절.docx
+++ b/acts-sermons/docx/27_2027-04-18_주여누구시니이까_행9장1-9절.docx
@@ -673,33 +673,33 @@
           <w:sz w:val="24"/>
           <w:szCs w:val="24"/>
         </w:rPr>
-        <w:t xml:space="preserve">이사야 6장에서 이사야도 주님을 보았습니다. 웃시야 왕이 죽던 해였습니다. 이사야는 높이 들린 보좌에 앉으신 주님을 보았고, 그 옷자락이 성전에 가득했습니다. 스랍들이 서로 부르며 ‘거룩하다 거룩하다 거룩하다 만군의 여호와여 그의 영광이 온 땅에 충만하도다’라고 외쳤습니다. 문지방의 터가 요동하고 성전에 연기가 가득했습니다.</w:t>
-      </w:r>
-    </w:p>
-    <w:p>
-      <w:pPr>
-        <w:spacing w:after="160" w:line="360"/>
-      </w:pPr>
-      <w:r>
-        <w:rPr>
-          <w:rFonts w:ascii="맑은 고딕" w:cs="맑은 고딕" w:eastAsia="맑은 고딕" w:hAnsi="맑은 고딕"/>
-          <w:sz w:val="24"/>
-          <w:szCs w:val="24"/>
-        </w:rPr>
-        <w:t xml:space="preserve">그때 이사야가 외칩니다. ‘화로다 나여 망하게 되었도다 나는 입술이 부정한 사람이요 나는 입술이 부정한 백성 중에 거주하면서 만군의 여호와이신 왕을 뵈었음이로다.’ 이사야는 그전까지 다른 사람들의 죄를 책망하던 선지자였습니다. 그런데 주님의 거룩하심을 보는 순간, 그는 자신이 누구인지를 보았습니다.</w:t>
-      </w:r>
-    </w:p>
-    <w:p>
-      <w:pPr>
-        <w:spacing w:after="160" w:line="360"/>
-      </w:pPr>
-      <w:r>
-        <w:rPr>
-          <w:rFonts w:ascii="맑은 고딕" w:cs="맑은 고딕" w:eastAsia="맑은 고딕" w:hAnsi="맑은 고딕"/>
-          <w:sz w:val="24"/>
-          <w:szCs w:val="24"/>
-        </w:rPr>
-        <w:t xml:space="preserve">그러자 한 스랍이 제단에서 핀 숯을 가져와 그의 입술에 대며 말했습니다. ‘네 악이 제하여졌고 네 죄가 사하여졌느니라.’ 그리고 주님의 음성이 들렸습니다. ‘내가 누구를 보내며 누가 우리를 위하여 갈꼬.’ 이사야는 대답했습니다. ‘내가 여기 있나이다 나를 보내소서.’ 요한복음 12장 41절은 이사야가 본 그 영광이 바로 그리스도의 영광이었다고 말합니다. 주님을 바로 볼 때 우리는 우리를 바로 보게 되고, 그때 비로소 용서와 사명이 시작됩니다.</w:t>
+        <w:t xml:space="preserve">요한계시록 1장에서 사도 요한은 밧모라 하는 섬에 있었습니다. 그는 자신을 너희 형제요 예수의 환난과 나라와 참음에 동참하는 자라고 소개합니다. 그가 그 섬에 있었던 것은 하나님의 말씀과 예수의 증언 때문이었습니다. 교회는 핍박을 받고 있었고, 늙은 사도는 성도들과 떨어져 외딴 섬에 있었습니다.</w:t>
+      </w:r>
+    </w:p>
+    <w:p>
+      <w:pPr>
+        <w:spacing w:after="160" w:line="360"/>
+      </w:pPr>
+      <w:r>
+        <w:rPr>
+          <w:rFonts w:ascii="맑은 고딕" w:cs="맑은 고딕" w:eastAsia="맑은 고딕" w:hAnsi="맑은 고딕"/>
+          <w:sz w:val="24"/>
+          <w:szCs w:val="24"/>
+        </w:rPr>
+        <w:t xml:space="preserve">주의 날에 요한은 뒤에서 나팔 소리 같은 큰 음성을 듣고 돌이켜 보았습니다. 일곱 금 촛대 사이에 인자 같은 이가 서 계셨습니다. 그 눈은 불꽃 같고 그 얼굴은 해가 힘 있게 비치는 것 같았습니다. 요한은 이렇게 고백합니다. “내가 볼 때에 그의 발 앞에 엎드러져 죽은 자 같이 되매 그가 오른손을 내게 얹고 이르시되 두려워하지 말라 나는 처음이요 마지막이니”(계 1:17).</w:t>
+      </w:r>
+    </w:p>
+    <w:p>
+      <w:pPr>
+        <w:spacing w:after="160" w:line="360"/>
+      </w:pPr>
+      <w:r>
+        <w:rPr>
+          <w:rFonts w:ascii="맑은 고딕" w:cs="맑은 고딕" w:eastAsia="맑은 고딕" w:hAnsi="맑은 고딕"/>
+          <w:sz w:val="24"/>
+          <w:szCs w:val="24"/>
+        </w:rPr>
+        <w:t xml:space="preserve">주님은 그 일곱 촛대가 일곱 교회라고 알려 주셨습니다. 영광의 주님은 멀리 하늘에만 계신 분이 아니라, 환난 당하는 교회들 한가운데를 거니시는 분이셨습니다. 교회의 고난을 당신의 일로 아시고 교회를 붙들고 계셨습니다. 다메섹 길에서 땅에 엎드러진 사울에게 주님은 ‘나는 네가 박해하는 예수라’고 말씀하셨습니다. 교회를 치는 것은 곧 주님을 치는 것이고, 고난 받는 교회의 곁에는 언제나 주님이 서 계십니다.</w:t>
       </w:r>
     </w:p>
     <w:p>
@@ -990,33 +990,33 @@
           <w:sz w:val="24"/>
           <w:szCs w:val="24"/>
         </w:rPr>
-        <w:t xml:space="preserve">다니엘 4장에는 바벨론 왕 느부갓네살의 이야기가 나옵니다. 그는 당대 최강의 제국을 다스리는 왕이었습니다. 어느 날 그는 왕궁 지붕을 거닐며 말했습니다. ‘이 큰 바벨론은 내가 능력과 권세로 건설하여 나의 도성으로 삼고 이것으로 내 위엄의 영광을 나타낸 것이 아니냐’(단 4:30). 모든 것이 자기 힘으로 이룬 것이라고 생각했습니다.</w:t>
-      </w:r>
-    </w:p>
-    <w:p>
-      <w:pPr>
-        <w:spacing w:after="160" w:line="360"/>
-      </w:pPr>
-      <w:r>
-        <w:rPr>
-          <w:rFonts w:ascii="맑은 고딕" w:cs="맑은 고딕" w:eastAsia="맑은 고딕" w:hAnsi="맑은 고딕"/>
-          <w:sz w:val="24"/>
-          <w:szCs w:val="24"/>
-        </w:rPr>
-        <w:t xml:space="preserve">그 말이 아직 그의 입에 있을 때 하늘에서 소리가 내려왔습니다. 그는 사람에게서 쫓겨나 들짐승과 함께 살며 소처럼 풀을 먹었습니다. 그의 머리털은 독수리 털과 같이 자라고 손톱은 새 발톱과 같이 되었습니다. 세상에서 가장 높던 사람이 가장 낮은 자리로 떨어졌습니다.</w:t>
-      </w:r>
-    </w:p>
-    <w:p>
-      <w:pPr>
-        <w:spacing w:after="160" w:line="360"/>
-      </w:pPr>
-      <w:r>
-        <w:rPr>
-          <w:rFonts w:ascii="맑은 고딕" w:cs="맑은 고딕" w:eastAsia="맑은 고딕" w:hAnsi="맑은 고딕"/>
-          <w:sz w:val="24"/>
-          <w:szCs w:val="24"/>
-        </w:rPr>
-        <w:t xml:space="preserve">그런데 정해진 기한이 찼을 때 그는 고백합니다. ‘나 느부갓네살이 하늘을 우러러보았더니 내 총명이 다시 내게로 돌아온지라 이에 내가 지극히 높으신 이에게 감사하며 영생하시는 이를 찬양하고 경배하였나니.’ 그리고 마지막에 이렇게 말합니다. ‘교만하게 행하는 자를 그가 능히 낮추심이라’(단 4:37). 하나님은 느부갓네살을 낮추셔서 하나님을 알게 하셨습니다. 사울의 사흘도 그와 같은 은혜의 시간이었습니다.</w:t>
+        <w:t xml:space="preserve">예레미야 18장에서 하나님은 예레미야에게 말씀하셨습니다. “일어나 토기장이의 집으로 내려가라 내가 거기에서 내 말을 네게 들려 주리라”(렘 18:2). 예레미야가 내려가 보니 토기장이가 녹로로 일을 하고 있었습니다. 그런데 진흙으로 빚던 그릇이 토기장이의 손에서 터져 버렸습니다.</w:t>
+      </w:r>
+    </w:p>
+    <w:p>
+      <w:pPr>
+        <w:spacing w:after="160" w:line="360"/>
+      </w:pPr>
+      <w:r>
+        <w:rPr>
+          <w:rFonts w:ascii="맑은 고딕" w:cs="맑은 고딕" w:eastAsia="맑은 고딕" w:hAnsi="맑은 고딕"/>
+          <w:sz w:val="24"/>
+          <w:szCs w:val="24"/>
+        </w:rPr>
+        <w:t xml:space="preserve">토기장이는 그 진흙을 버리지 않았습니다. 그것으로 자기 의견에 좋은 대로 다른 그릇을 만들었습니다. 그리고 하나님이 말씀하셨습니다. “이스라엘 족속아 진흙이 토기장이의 손에 있음 같이 너희가 내 손에 있느니라”(렘 18:6). 당시 유다는 자기 길이 옳다고 확신하며 하나님의 경고를 듣지 않았습니다. 하나님은 진흙이 토기장이를 이길 수 없다는 사실을 보여 주셨습니다.</w:t>
+      </w:r>
+    </w:p>
+    <w:p>
+      <w:pPr>
+        <w:spacing w:after="160" w:line="360"/>
+      </w:pPr>
+      <w:r>
+        <w:rPr>
+          <w:rFonts w:ascii="맑은 고딕" w:cs="맑은 고딕" w:eastAsia="맑은 고딕" w:hAnsi="맑은 고딕"/>
+          <w:sz w:val="24"/>
+          <w:szCs w:val="24"/>
+        </w:rPr>
+        <w:t xml:space="preserve">자기 확신으로 굳어진 진흙은 토기장이의 손에서 터지고 낮아집니다. 그러나 그것이 끝이 아닙니다. 주권자이신 토기장이는 그 진흙으로 새 그릇을 빚으십니다. 다메섹 길의 사울이 바로 그런 진흙이었습니다. 자기 의로 단단히 굳어 있던 그는 땅에 엎드러지고 사흘 동안 보지 못했습니다. 그러나 주님은 그를 버리지 않으시고 새 그릇으로 빚으셨습니다. 훗날 바울이 로마서 9장에서 토기장이의 권한을 말할 때, 그는 자기 인생에서 그 손길을 경험한 사람이었습니다.</w:t>
       </w:r>
     </w:p>
     <w:p>

--- a/acts-sermons/docx/27_2027-04-18_주여누구시니이까_행9장1-9절.docx
+++ b/acts-sermons/docx/27_2027-04-18_주여누구시니이까_행9장1-9절.docx
@@ -1118,7 +1118,7 @@
           <w:sz w:val="24"/>
           <w:szCs w:val="24"/>
         </w:rPr>
-        <w:t xml:space="preserve">그 시간에 사울이 한 일을 기억하십시오. 그는 기도했습니다. 어둠 속에서 원망하지 말고 기도하십시오. ‘주여 누구시니이까’ 하고 주님을 새롭게 알기를 구하십시오. 그리고 ‘주여 무엇을 하리이까’ 하고 주님의 뜻을 기다리십시오.</w:t>
+        <w:t xml:space="preserve">그 시간에 사울이 한 일을 기억하십시오. 그는 기도했습니다. 어둠 속에서 원망하지 말고 기도하십시오. ‘주여 누구시니이까’ 하고 주님을 새롭게 알기를 구하십시오. 그리고 바울이 훗날 그날을 회고하며 전한 질문처럼 ‘주님 무엇을 하리이까’(행 22:10) 하고 주님의 뜻을 기다리십시오.</w:t>
       </w:r>
     </w:p>
     <w:p>
